--- a/rapports/2026-06-06/EQ17/EQ17_sup_v2/DR_malforme_1_31101E_11/72-77-01-28.docx
+++ b/rapports/2026-06-06/EQ17/EQ17_sup_v2/DR_malforme_1_31101E_11/72-77-01-28.docx
@@ -297,7 +297,7 @@
           <w:color w:val="1F6FEB"/>
           <w:sz w:val="22"/>
         </w:rPr>
-        <w:t>⚠ INCOHÉRENCES À CORRIGER (42)</w:t>
+        <w:t>⚠ INCOHÉRENCES À CORRIGER (39)</w:t>
       </w:r>
     </w:p>
     <w:tbl>
@@ -846,96 +846,6 @@
                 <w:sz w:val="17"/>
               </w:rPr>
               <w:t>Incoherence! OUSMANE KEITA dispose d'un téléphone portable à s01q39, donc la raison évoquée ne peut pas être (ne dispose pas d'appareil).</w:t>
-            </w:r>
-          </w:p>
-        </w:tc>
-      </w:tr>
-      <w:tr>
-        <w:tc>
-          <w:tcPr>
-            <w:tcW w:type="dxa" w:w="964"/>
-          </w:tcPr>
-          <w:p>
-            <w:r>
-              <w:rPr>
-                <w:b/>
-                <w:i w:val="0"/>
-                <w:color w:val="DC2626"/>
-                <w:sz w:val="16"/>
-              </w:rPr>
-              <w:t>Haute</w:t>
-            </w:r>
-          </w:p>
-        </w:tc>
-        <w:tc>
-          <w:tcPr>
-            <w:tcW w:type="dxa" w:w="1247"/>
-          </w:tcPr>
-          <w:p>
-            <w:r>
-              <w:rPr>
-                <w:b/>
-                <w:i w:val="0"/>
-                <w:sz w:val="16"/>
-              </w:rPr>
-              <w:t>S02</w:t>
-              <w:br/>
-            </w:r>
-            <w:r>
-              <w:rPr>
-                <w:b w:val="0"/>
-                <w:i w:val="0"/>
-                <w:color w:val="64748B"/>
-                <w:sz w:val="14"/>
-              </w:rPr>
-              <w:t>Éducation</w:t>
-            </w:r>
-          </w:p>
-        </w:tc>
-        <w:tc>
-          <w:tcPr>
-            <w:tcW w:type="dxa" w:w="1531"/>
-          </w:tcPr>
-          <w:p>
-            <w:r>
-              <w:rPr>
-                <w:b/>
-                <w:i w:val="0"/>
-                <w:color w:val="16A34A"/>
-                <w:sz w:val="16"/>
-              </w:rPr>
-              <w:t>—</w:t>
-            </w:r>
-          </w:p>
-        </w:tc>
-        <w:tc>
-          <w:tcPr>
-            <w:tcW w:type="dxa" w:w="1191"/>
-          </w:tcPr>
-          <w:p>
-            <w:r>
-              <w:rPr>
-                <w:b w:val="0"/>
-                <w:i w:val="0"/>
-                <w:color w:val="64748B"/>
-                <w:sz w:val="16"/>
-              </w:rPr>
-              <w:t>GT-CQ</w:t>
-            </w:r>
-          </w:p>
-        </w:tc>
-        <w:tc>
-          <w:tcPr>
-            <w:tcW w:type="dxa" w:w="4706"/>
-          </w:tcPr>
-          <w:p>
-            <w:r>
-              <w:rPr>
-                <w:b w:val="0"/>
-                <w:i w:val="0"/>
-                <w:sz w:val="17"/>
-              </w:rPr>
-              <w:t>Incohérence!!! seulement les écoles privées paient les frais de scolarité (y compris les frais d'inscription).</w:t>
             </w:r>
           </w:p>
         </w:tc>
@@ -1804,96 +1714,6 @@
                 <w:color w:val="16A34A"/>
                 <w:sz w:val="16"/>
               </w:rPr>
-              <w:t>s00q27, s01q03a, s01q03b, s01q03c, s01q00b</w:t>
-            </w:r>
-          </w:p>
-        </w:tc>
-        <w:tc>
-          <w:tcPr>
-            <w:tcW w:type="dxa" w:w="1191"/>
-          </w:tcPr>
-          <w:p>
-            <w:r>
-              <w:rPr>
-                <w:b w:val="0"/>
-                <w:i w:val="0"/>
-                <w:color w:val="64748B"/>
-                <w:sz w:val="16"/>
-              </w:rPr>
-              <w:t>GT-CQ</w:t>
-            </w:r>
-          </w:p>
-        </w:tc>
-        <w:tc>
-          <w:tcPr>
-            <w:tcW w:type="dxa" w:w="4706"/>
-          </w:tcPr>
-          <w:p>
-            <w:r>
-              <w:rPr>
-                <w:b w:val="0"/>
-                <w:i w:val="0"/>
-                <w:sz w:val="17"/>
-              </w:rPr>
-              <w:t>Les informations sur l'acte de naissance (ni Jours, ni mois et ni années) de  AISSATOU DIOULDE DIALLO  manquent, s'il vous plait pouvez-vous fournir d'effort pour avoir ces informations.</w:t>
-            </w:r>
-          </w:p>
-        </w:tc>
-      </w:tr>
-      <w:tr>
-        <w:tc>
-          <w:tcPr>
-            <w:tcW w:type="dxa" w:w="964"/>
-          </w:tcPr>
-          <w:p>
-            <w:r>
-              <w:rPr>
-                <w:b/>
-                <w:i w:val="0"/>
-                <w:color w:val="EA580C"/>
-                <w:sz w:val="16"/>
-              </w:rPr>
-              <w:t>Moyenne</w:t>
-            </w:r>
-          </w:p>
-        </w:tc>
-        <w:tc>
-          <w:tcPr>
-            <w:tcW w:type="dxa" w:w="1247"/>
-          </w:tcPr>
-          <w:p>
-            <w:r>
-              <w:rPr>
-                <w:b/>
-                <w:i w:val="0"/>
-                <w:sz w:val="16"/>
-              </w:rPr>
-              <w:t>S01</w:t>
-              <w:br/>
-            </w:r>
-            <w:r>
-              <w:rPr>
-                <w:b w:val="0"/>
-                <w:i w:val="0"/>
-                <w:color w:val="64748B"/>
-                <w:sz w:val="14"/>
-              </w:rPr>
-              <w:t>Démographie</w:t>
-            </w:r>
-          </w:p>
-        </w:tc>
-        <w:tc>
-          <w:tcPr>
-            <w:tcW w:type="dxa" w:w="1531"/>
-          </w:tcPr>
-          <w:p>
-            <w:r>
-              <w:rPr>
-                <w:b/>
-                <w:i w:val="0"/>
-                <w:color w:val="16A34A"/>
-                <w:sz w:val="16"/>
-              </w:rPr>
               <w:t>s01q10_1</w:t>
             </w:r>
           </w:p>
@@ -1926,96 +1746,6 @@
                 <w:sz w:val="17"/>
               </w:rPr>
               <w:t>La taille du ménage lors de l'enquête principale (5) de ce ménage est inférieur à la taille du denombrement (12), prière de fournir des explications concrètes ou aller revisiter le ménage.</w:t>
-            </w:r>
-          </w:p>
-        </w:tc>
-      </w:tr>
-      <w:tr>
-        <w:tc>
-          <w:tcPr>
-            <w:tcW w:type="dxa" w:w="964"/>
-          </w:tcPr>
-          <w:p>
-            <w:r>
-              <w:rPr>
-                <w:b/>
-                <w:i w:val="0"/>
-                <w:color w:val="EA580C"/>
-                <w:sz w:val="16"/>
-              </w:rPr>
-              <w:t>Moyenne</w:t>
-            </w:r>
-          </w:p>
-        </w:tc>
-        <w:tc>
-          <w:tcPr>
-            <w:tcW w:type="dxa" w:w="1247"/>
-          </w:tcPr>
-          <w:p>
-            <w:r>
-              <w:rPr>
-                <w:b/>
-                <w:i w:val="0"/>
-                <w:sz w:val="16"/>
-              </w:rPr>
-              <w:t>S02</w:t>
-              <w:br/>
-            </w:r>
-            <w:r>
-              <w:rPr>
-                <w:b w:val="0"/>
-                <w:i w:val="0"/>
-                <w:color w:val="64748B"/>
-                <w:sz w:val="14"/>
-              </w:rPr>
-              <w:t>Éducation</w:t>
-            </w:r>
-          </w:p>
-        </w:tc>
-        <w:tc>
-          <w:tcPr>
-            <w:tcW w:type="dxa" w:w="1531"/>
-          </w:tcPr>
-          <w:p>
-            <w:r>
-              <w:rPr>
-                <w:b/>
-                <w:i w:val="0"/>
-                <w:color w:val="16A34A"/>
-                <w:sz w:val="16"/>
-              </w:rPr>
-              <w:t>—</w:t>
-            </w:r>
-          </w:p>
-        </w:tc>
-        <w:tc>
-          <w:tcPr>
-            <w:tcW w:type="dxa" w:w="1191"/>
-          </w:tcPr>
-          <w:p>
-            <w:r>
-              <w:rPr>
-                <w:b w:val="0"/>
-                <w:i w:val="0"/>
-                <w:color w:val="64748B"/>
-                <w:sz w:val="16"/>
-              </w:rPr>
-              <w:t>GT-CQ</w:t>
-            </w:r>
-          </w:p>
-        </w:tc>
-        <w:tc>
-          <w:tcPr>
-            <w:tcW w:type="dxa" w:w="4706"/>
-          </w:tcPr>
-          <w:p>
-            <w:r>
-              <w:rPr>
-                <w:b w:val="0"/>
-                <w:i w:val="0"/>
-                <w:sz w:val="17"/>
-              </w:rPr>
-              <w:t>veuillez, s'il vous plait, confirmer les frais de scolarité ( 1000 FCFA) payée de ABLAYE KEITA avec le QG ou apporter les corrections nécessaires.</w:t>
             </w:r>
           </w:p>
         </w:tc>
@@ -3694,7 +3424,7 @@
                 <w:color w:val="16A34A"/>
                 <w:sz w:val="16"/>
               </w:rPr>
-              <w:t>s00q04, s01q41a, s01q00b</w:t>
+              <w:t>s00q04, s01q41, s01q00b</w:t>
             </w:r>
           </w:p>
         </w:tc>
@@ -3725,7 +3455,7 @@
                 <w:i w:val="0"/>
                 <w:sz w:val="17"/>
               </w:rPr>
-              <w:t>Avertissement!!! OUSMANE KEITA a 44 ans et vit en milieu urbain dit n'avoir pas dépensé (0 Fcfa) ou reçu en cadeau pour les recharges internet ou de forfaits de données mobiles(hors appels vocaux) aucours des 30 derniers jours, prière de confirmer cette information auprès de l'enquêté ou confirmer avec le QG.</w:t>
+              <w:t>Avertissement!!! AISSATOU DIOULDE DIALLO a 20 ans et vit en milieu urbain dit n'avoir pas dépensé (0 Fcfa) ou reçu en cadeau pour les cartes prépayées, les transferts de crédit et les abonnements, prière de confirmer cette information auprès de l'enquêté ou confirmer avec le QG.</w:t>
             </w:r>
           </w:p>
         </w:tc>
@@ -3784,7 +3514,7 @@
                 <w:color w:val="16A34A"/>
                 <w:sz w:val="16"/>
               </w:rPr>
-              <w:t>s00q04, s01q41, s01q00b</w:t>
+              <w:t>s00q04, s01q41a, s01q00b</w:t>
             </w:r>
           </w:p>
         </w:tc>
@@ -3815,7 +3545,7 @@
                 <w:i w:val="0"/>
                 <w:sz w:val="17"/>
               </w:rPr>
-              <w:t>Avertissement!!! AISSATOU DIOULDE DIALLO a 20 ans et vit en milieu urbain dit n'avoir pas dépensé (0 Fcfa) ou reçu en cadeau pour les cartes prépayées, les transferts de crédit et les abonnements, prière de confirmer cette information auprès de l'enquêté ou confirmer avec le QG.</w:t>
+              <w:t>Avertissement!!! OUSMANE KEITA a 44 ans et vit en milieu urbain dit n'avoir pas dépensé (0 Fcfa) ou reçu en cadeau pour les recharges internet ou de forfaits de données mobiles(hors appels vocaux) aucours des 30 derniers jours, prière de confirmer cette information auprès de l'enquêté ou confirmer avec le QG.</w:t>
             </w:r>
           </w:p>
         </w:tc>
